--- a/examples/maria-kuznetsova-qa-resume.docx
+++ b/examples/maria-kuznetsova-qa-resume.docx
@@ -509,7 +509,7 @@
           <w:szCs w:val="21"/>
           <w:rtl w:val="0"/>
         </w:rPr>
-        <w:t xml:space="preserve">Mar 2024 - now</w:t>
+        <w:t xml:space="preserve">May 2024 - now</w:t>
       </w:r>
     </w:p>
     <w:p>

--- a/examples/maria-kuznetsova-qa-resume.docx
+++ b/examples/maria-kuznetsova-qa-resume.docx
@@ -109,7 +109,7 @@
             <w:u w:val="single"/>
             <w:rtl w:val="0"/>
           </w:rPr>
-          <w:t xml:space="preserve">www.linkedin.com/in/mariia-kuznetsova1</w:t>
+          <w:t xml:space="preserve">www.linkedin.com/in/mariiakuznetsova1/</w:t>
         </w:r>
       </w:hyperlink>
       <w:r>
